--- a/Revised_KB_Documents/Internal/How to Predeploy a MAC.docx
+++ b/Revised_KB_Documents/Internal/How to Predeploy a MAC.docx
@@ -258,8 +258,6 @@
       <w:r>
         <w:rPr>
           <w:rFonts w:ascii="Calibri" w:hAnsi="Calibri"/>
-          <w:b w:val="0"/>
-          <w:i w:val="0"/>
           <w:sz w:val="22"/>
         </w:rPr>
         <w:t xml:space="preserve">• Enter </w:t>
@@ -276,8 +274,6 @@
       <w:r>
         <w:rPr>
           <w:rFonts w:ascii="Calibri" w:hAnsi="Calibri"/>
-          <w:b w:val="0"/>
-          <w:i w:val="0"/>
           <w:sz w:val="22"/>
         </w:rPr>
         <w:t>.</w:t>
